--- a/docs/CRD-API-Guide.docx
+++ b/docs/CRD-API-Guide.docx
@@ -209,6 +209,78 @@
           <w:rStyle w:val="VerbatimChar"/>
         </w:rPr>
         <w:t xml:space="preserve">CDex-API-Guide.docx</w:t>
+      </w:r>
+    </w:p>
+    <w:p>
+      <w:pPr>
+        <w:pStyle w:val="BlockText"/>
+      </w:pPr>
+      <w:r>
+        <w:rPr>
+          <w:bCs/>
+          <w:b/>
+        </w:rPr>
+        <w:t xml:space="preserve">Updated Oct 9, 2026 (later the same day).</w:t>
+      </w:r>
+      <w:r>
+        <w:t xml:space="preserve"> </w:t>
+      </w:r>
+      <w:r>
+        <w:t xml:space="preserve">The payer id and the member id now come only from the patient's insurance in the EHR; table</w:t>
+      </w:r>
+      <w:r>
+        <w:t xml:space="preserve"> </w:t>
+      </w:r>
+      <w:r>
+        <w:rPr>
+          <w:rStyle w:val="VerbatimChar"/>
+        </w:rPr>
+        <w:t xml:space="preserve">PA_PAYER</w:t>
+      </w:r>
+      <w:r>
+        <w:t xml:space="preserve"> </w:t>
+      </w:r>
+      <w:r>
+        <w:t xml:space="preserve">no longer has</w:t>
+      </w:r>
+      <w:r>
+        <w:t xml:space="preserve"> </w:t>
+      </w:r>
+      <w:r>
+        <w:rPr>
+          <w:rStyle w:val="VerbatimChar"/>
+        </w:rPr>
+        <w:t xml:space="preserve">PAYER_IDENTIFIER</w:t>
+      </w:r>
+      <w:r>
+        <w:t xml:space="preserve">,</w:t>
+      </w:r>
+      <w:r>
+        <w:t xml:space="preserve"> </w:t>
+      </w:r>
+      <w:r>
+        <w:rPr>
+          <w:rStyle w:val="VerbatimChar"/>
+        </w:rPr>
+        <w:t xml:space="preserve">MEMBER_ID_SYSTEM</w:t>
+      </w:r>
+      <w:r>
+        <w:t xml:space="preserve"> </w:t>
+      </w:r>
+      <w:r>
+        <w:t xml:space="preserve">and</w:t>
+      </w:r>
+      <w:r>
+        <w:t xml:space="preserve"> </w:t>
+      </w:r>
+      <w:r>
+        <w:rPr>
+          <w:rStyle w:val="VerbatimChar"/>
+        </w:rPr>
+        <w:t xml:space="preserve">PAYER_ID_SYSTEM</w:t>
+      </w:r>
+      <w:r>
+        <w:t xml:space="preserve">. Orders are service and medication orders only (no device orders). When a patient has more than one active insurance and none is chosen, the gateway answers 422 instead of picking one. The Word guides named "PayerGatewayWebAPI - ... API Guide.docx" in this folder are the complete, current description.</w:t>
       </w:r>
     </w:p>
     <w:bookmarkStart w:id="20" w:name="what-this-step-does"/>
@@ -1646,19 +1718,6 @@
           <w:rStyle w:val="VerbatimChar"/>
           <w:sz w:val="17"/>
         </w:rPr>
-        <w:t xml:space="preserve">    "payerIdentifier": "PAYER001",</w:t>
-      </w:r>
-      <w:r>
-        <w:rPr>
-          <w:sz w:val="17"/>
-        </w:rPr>
-        <w:br/>
-      </w:r>
-      <w:r>
-        <w:rPr>
-          <w:rStyle w:val="VerbatimChar"/>
-          <w:sz w:val="17"/>
-        </w:rPr>
         <w:t xml:space="preserve">    "fhirVersion": "R4",</w:t>
       </w:r>
       <w:r>
@@ -2990,8 +3049,8 @@
       </w:tblPr>
       <w:tblGrid>
         <w:gridCol w:w="2040"/>
-        <w:gridCol w:w="1940"/>
-        <w:gridCol w:w="5658"/>
+        <w:gridCol w:w="2906"/>
+        <w:gridCol w:w="4692"/>
       </w:tblGrid>
       <w:tr>
         <w:trPr>
@@ -3021,7 +3080,7 @@
         </w:tc>
         <w:tc>
           <w:tcPr>
-            <w:tcW w:w="1940" w:type="dxa"/>
+            <w:tcW w:w="2906" w:type="dxa"/>
             <w:shd w:val="clear" w:color="auto" w:fill="DCE6F2"/>
           </w:tcPr>
           <w:p>
@@ -3042,7 +3101,7 @@
         </w:tc>
         <w:tc>
           <w:tcPr>
-            <w:tcW w:w="5658" w:type="dxa"/>
+            <w:tcW w:w="4692" w:type="dxa"/>
             <w:shd w:val="clear" w:color="auto" w:fill="DCE6F2"/>
           </w:tcPr>
           <w:p>
@@ -3087,7 +3146,7 @@
         </w:tc>
         <w:tc>
           <w:tcPr>
-            <w:tcW w:w="1940" w:type="dxa"/>
+            <w:tcW w:w="2906" w:type="dxa"/>
           </w:tcPr>
           <w:p>
             <w:pPr>
@@ -3105,7 +3164,7 @@
         </w:tc>
         <w:tc>
           <w:tcPr>
-            <w:tcW w:w="5658" w:type="dxa"/>
+            <w:tcW w:w="4692" w:type="dxa"/>
           </w:tcPr>
           <w:p>
             <w:pPr>
@@ -3147,7 +3206,7 @@
         </w:tc>
         <w:tc>
           <w:tcPr>
-            <w:tcW w:w="1940" w:type="dxa"/>
+            <w:tcW w:w="2906" w:type="dxa"/>
           </w:tcPr>
           <w:p>
             <w:pPr>
@@ -3165,7 +3224,7 @@
         </w:tc>
         <w:tc>
           <w:tcPr>
-            <w:tcW w:w="5658" w:type="dxa"/>
+            <w:tcW w:w="4692" w:type="dxa"/>
           </w:tcPr>
           <w:p>
             <w:pPr>
@@ -3220,7 +3279,7 @@
         </w:tc>
         <w:tc>
           <w:tcPr>
-            <w:tcW w:w="1940" w:type="dxa"/>
+            <w:tcW w:w="2906" w:type="dxa"/>
           </w:tcPr>
           <w:p>
             <w:pPr>
@@ -3238,7 +3297,7 @@
         </w:tc>
         <w:tc>
           <w:tcPr>
-            <w:tcW w:w="5658" w:type="dxa"/>
+            <w:tcW w:w="4692" w:type="dxa"/>
           </w:tcPr>
           <w:p>
             <w:pPr>
@@ -3280,7 +3339,7 @@
         </w:tc>
         <w:tc>
           <w:tcPr>
-            <w:tcW w:w="1940" w:type="dxa"/>
+            <w:tcW w:w="2906" w:type="dxa"/>
           </w:tcPr>
           <w:p>
             <w:pPr>
@@ -3298,19 +3357,19 @@
         </w:tc>
         <w:tc>
           <w:tcPr>
-            <w:tcW w:w="5658" w:type="dxa"/>
-          </w:tcPr>
-          <w:p>
-            <w:pPr>
-              <w:pStyle w:val="Compact"/>
-              <w:spacing w:before="0" w:after="0"/>
-              <w:jc w:val="left"/>
-            </w:pPr>
-            <w:r>
-              <w:rPr>
-                <w:sz w:val="19"/>
-              </w:rPr>
-              <w:t xml:space="preserve">EHR order ids being signed. An order is a ServiceRequest, DeviceRequest or MedicationRequest at the FHIR API</w:t>
+            <w:tcW w:w="4692" w:type="dxa"/>
+          </w:tcPr>
+          <w:p>
+            <w:pPr>
+              <w:pStyle w:val="Compact"/>
+              <w:spacing w:before="0" w:after="0"/>
+              <w:jc w:val="left"/>
+            </w:pPr>
+            <w:r>
+              <w:rPr>
+                <w:sz w:val="19"/>
+              </w:rPr>
+              <w:t xml:space="preserve">EHR order ids being signed. An order is a ServiceRequest (service order) or a MedicationRequest (medication order) at the FHIR API. Device orders are not used</w:t>
             </w:r>
           </w:p>
         </w:tc>
@@ -3340,7 +3399,7 @@
         </w:tc>
         <w:tc>
           <w:tcPr>
-            <w:tcW w:w="1940" w:type="dxa"/>
+            <w:tcW w:w="2906" w:type="dxa"/>
           </w:tcPr>
           <w:p>
             <w:pPr>
@@ -3358,19 +3417,19 @@
         </w:tc>
         <w:tc>
           <w:tcPr>
-            <w:tcW w:w="5658" w:type="dxa"/>
-          </w:tcPr>
-          <w:p>
-            <w:pPr>
-              <w:pStyle w:val="Compact"/>
-              <w:spacing w:before="0" w:after="0"/>
-              <w:jc w:val="left"/>
-            </w:pPr>
-            <w:r>
-              <w:rPr>
-                <w:sz w:val="19"/>
-              </w:rPr>
-              <w:t xml:space="preserve">Insurance to use. Empty = the order's insurance, else the patient's first active coverage</w:t>
+            <w:tcW w:w="4692" w:type="dxa"/>
+          </w:tcPr>
+          <w:p>
+            <w:pPr>
+              <w:pStyle w:val="Compact"/>
+              <w:spacing w:before="0" w:after="0"/>
+              <w:jc w:val="left"/>
+            </w:pPr>
+            <w:r>
+              <w:rPr>
+                <w:sz w:val="19"/>
+              </w:rPr>
+              <w:t xml:space="preserve">Insurance to use. Empty = the order's insurance, else the patient's only active insurance. With more than one active insurance and none named by the order: 422</w:t>
             </w:r>
           </w:p>
         </w:tc>
@@ -3400,7 +3459,7 @@
         </w:tc>
         <w:tc>
           <w:tcPr>
-            <w:tcW w:w="1940" w:type="dxa"/>
+            <w:tcW w:w="2906" w:type="dxa"/>
           </w:tcPr>
           <w:p>
             <w:pPr>
@@ -3418,7 +3477,7 @@
         </w:tc>
         <w:tc>
           <w:tcPr>
-            <w:tcW w:w="5658" w:type="dxa"/>
+            <w:tcW w:w="4692" w:type="dxa"/>
           </w:tcPr>
           <w:p>
             <w:pPr>
@@ -3479,25 +3538,25 @@
         </w:tc>
         <w:tc>
           <w:tcPr>
-            <w:tcW w:w="1940" w:type="dxa"/>
-          </w:tcPr>
-          <w:p>
-            <w:pPr>
-              <w:pStyle w:val="Compact"/>
-              <w:spacing w:before="0" w:after="0"/>
-              <w:jc w:val="left"/>
-            </w:pPr>
-            <w:r>
-              <w:rPr>
-                <w:sz w:val="19"/>
-              </w:rPr>
-              <w:t xml:space="preserve">No</w:t>
-            </w:r>
-          </w:p>
-        </w:tc>
-        <w:tc>
-          <w:tcPr>
-            <w:tcW w:w="5658" w:type="dxa"/>
+            <w:tcW w:w="2906" w:type="dxa"/>
+          </w:tcPr>
+          <w:p>
+            <w:pPr>
+              <w:pStyle w:val="Compact"/>
+              <w:spacing w:before="0" w:after="0"/>
+              <w:jc w:val="left"/>
+            </w:pPr>
+            <w:r>
+              <w:rPr>
+                <w:sz w:val="19"/>
+              </w:rPr>
+              <w:t xml:space="preserve">No, when the order has an ordering practitioner</w:t>
+            </w:r>
+          </w:p>
+        </w:tc>
+        <w:tc>
+          <w:tcPr>
+            <w:tcW w:w="4692" w:type="dxa"/>
           </w:tcPr>
           <w:p>
             <w:pPr>
@@ -3528,7 +3587,7 @@
               <w:rPr>
                 <w:sz w:val="19"/>
               </w:rPr>
-              <w:t xml:space="preserve">). Empty = the first order's ordering practitioner</w:t>
+              <w:t xml:space="preserve">, required by the payer). Empty = the first order's ordering practitioner; 400 when the order has none</w:t>
             </w:r>
           </w:p>
         </w:tc>
@@ -3830,18 +3889,6 @@
         <w:rPr>
           <w:rStyle w:val="VerbatimChar"/>
         </w:rPr>
-        <w:t xml:space="preserve">DeviceRequest?_id=...</w:t>
-      </w:r>
-      <w:r>
-        <w:t xml:space="preserve">,</w:t>
-      </w:r>
-      <w:r>
-        <w:t xml:space="preserve"> </w:t>
-      </w:r>
-      <w:r>
-        <w:rPr>
-          <w:rStyle w:val="VerbatimChar"/>
-        </w:rPr>
         <w:t xml:space="preserve">MedicationRequest?_id=...</w:t>
       </w:r>
       <w:r>
@@ -3888,7 +3935,7 @@
         <w:t xml:space="preserve"> </w:t>
       </w:r>
       <w:r>
-        <w:t xml:space="preserve">from the request, else the order's insurance, else the first active coverage.</w:t>
+        <w:t xml:space="preserve">from the request, else the order's insurance, else the patient's only active insurance. With more than one active insurance and none chosen the answer is 422.</w:t>
       </w:r>
     </w:p>
     <w:p>
@@ -4483,8 +4530,8 @@
         </w:tblCellMar>
       </w:tblPr>
       <w:tblGrid>
-        <w:gridCol w:w="4011"/>
-        <w:gridCol w:w="5627"/>
+        <w:gridCol w:w="4049"/>
+        <w:gridCol w:w="5589"/>
       </w:tblGrid>
       <w:tr>
         <w:trPr>
@@ -4493,7 +4540,7 @@
         </w:trPr>
         <w:tc>
           <w:tcPr>
-            <w:tcW w:w="4011" w:type="dxa"/>
+            <w:tcW w:w="4049" w:type="dxa"/>
             <w:shd w:val="clear" w:color="auto" w:fill="DCE6F2"/>
           </w:tcPr>
           <w:p>
@@ -4514,7 +4561,7 @@
         </w:tc>
         <w:tc>
           <w:tcPr>
-            <w:tcW w:w="5627" w:type="dxa"/>
+            <w:tcW w:w="5589" w:type="dxa"/>
             <w:shd w:val="clear" w:color="auto" w:fill="DCE6F2"/>
           </w:tcPr>
           <w:p>
@@ -4540,7 +4587,7 @@
         </w:trPr>
         <w:tc>
           <w:tcPr>
-            <w:tcW w:w="4011" w:type="dxa"/>
+            <w:tcW w:w="4049" w:type="dxa"/>
           </w:tcPr>
           <w:p>
             <w:pPr>
@@ -4559,7 +4606,7 @@
         </w:tc>
         <w:tc>
           <w:tcPr>
-            <w:tcW w:w="5627" w:type="dxa"/>
+            <w:tcW w:w="5589" w:type="dxa"/>
           </w:tcPr>
           <w:p>
             <w:pPr>
@@ -4583,7 +4630,7 @@
         </w:trPr>
         <w:tc>
           <w:tcPr>
-            <w:tcW w:w="4011" w:type="dxa"/>
+            <w:tcW w:w="4049" w:type="dxa"/>
           </w:tcPr>
           <w:p>
             <w:pPr>
@@ -4602,7 +4649,7 @@
         </w:tc>
         <w:tc>
           <w:tcPr>
-            <w:tcW w:w="5627" w:type="dxa"/>
+            <w:tcW w:w="5589" w:type="dxa"/>
           </w:tcPr>
           <w:p>
             <w:pPr>
@@ -4638,7 +4685,7 @@
         </w:trPr>
         <w:tc>
           <w:tcPr>
-            <w:tcW w:w="4011" w:type="dxa"/>
+            <w:tcW w:w="4049" w:type="dxa"/>
           </w:tcPr>
           <w:p>
             <w:pPr>
@@ -4657,7 +4704,7 @@
         </w:tc>
         <w:tc>
           <w:tcPr>
-            <w:tcW w:w="5627" w:type="dxa"/>
+            <w:tcW w:w="5589" w:type="dxa"/>
           </w:tcPr>
           <w:p>
             <w:pPr>
@@ -4681,7 +4728,7 @@
         </w:trPr>
         <w:tc>
           <w:tcPr>
-            <w:tcW w:w="4011" w:type="dxa"/>
+            <w:tcW w:w="4049" w:type="dxa"/>
           </w:tcPr>
           <w:p>
             <w:pPr>
@@ -4700,7 +4747,7 @@
         </w:tc>
         <w:tc>
           <w:tcPr>
-            <w:tcW w:w="5627" w:type="dxa"/>
+            <w:tcW w:w="5589" w:type="dxa"/>
           </w:tcPr>
           <w:p>
             <w:pPr>
@@ -4724,7 +4771,7 @@
         </w:trPr>
         <w:tc>
           <w:tcPr>
-            <w:tcW w:w="4011" w:type="dxa"/>
+            <w:tcW w:w="4049" w:type="dxa"/>
           </w:tcPr>
           <w:p>
             <w:pPr>
@@ -4743,7 +4790,7 @@
         </w:tc>
         <w:tc>
           <w:tcPr>
-            <w:tcW w:w="5627" w:type="dxa"/>
+            <w:tcW w:w="5589" w:type="dxa"/>
           </w:tcPr>
           <w:p>
             <w:pPr>
@@ -4756,31 +4803,6 @@
                 <w:sz w:val="19"/>
               </w:rPr>
               <w:t xml:space="preserve">Ids of the signed ServiceRequests, comma separated. The same for</w:t>
-            </w:r>
-            <w:r>
-              <w:rPr>
-                <w:sz w:val="19"/>
-              </w:rPr>
-              <w:t xml:space="preserve"> </w:t>
-            </w:r>
-            <w:r>
-              <w:rPr>
-                <w:rStyle w:val="VerbatimChar"/>
-                <w:sz w:val="17"/>
-              </w:rPr>
-              <w:t xml:space="preserve">DeviceRequest</w:t>
-            </w:r>
-            <w:r>
-              <w:rPr>
-                <w:sz w:val="19"/>
-              </w:rPr>
-              <w:t xml:space="preserve"> </w:t>
-            </w:r>
-            <w:r>
-              <w:rPr>
-                <w:sz w:val="19"/>
-              </w:rPr>
-              <w:t xml:space="preserve">and</w:t>
             </w:r>
             <w:r>
               <w:rPr>
